--- a/Knowledge/3-Work knowledge/1-Software Engineering/1-Fundamentals/5-My Source/7-Software/5-Software Development Life Cycle (SDLC)/1-Phases of SDLC/1-Coding Concepts/4-Framework.docx
+++ b/Knowledge/3-Work knowledge/1-Software Engineering/1-Fundamentals/5-My Source/7-Software/5-Software Development Life Cycle (SDLC)/1-Phases of SDLC/1-Coding Concepts/4-Framework.docx
@@ -42,7 +42,27 @@
           <w:sz w:val="18"/>
           <w:highlight w:val="lightGray"/>
         </w:rPr>
-        <w:t xml:space="preserve">: Persons Table -&gt; ID Column: 1, Name_En Column: Motasem Essam] -&gt; </w:t>
+        <w:t xml:space="preserve">: Persons Table -&gt; ID Column: 1, </w:t>
+      </w:r>
+      <w:proofErr w:type="spellStart"/>
+      <w:r>
+        <w:rPr>
+          <w:rFonts w:ascii="Arial" w:hAnsi="Arial"/>
+          <w:color w:val="000000"/>
+          <w:sz w:val="18"/>
+          <w:highlight w:val="lightGray"/>
+        </w:rPr>
+        <w:t>Name_En</w:t>
+      </w:r>
+      <w:proofErr w:type="spellEnd"/>
+      <w:r>
+        <w:rPr>
+          <w:rFonts w:ascii="Arial" w:hAnsi="Arial"/>
+          <w:color w:val="000000"/>
+          <w:sz w:val="18"/>
+          <w:highlight w:val="lightGray"/>
+        </w:rPr>
+        <w:t xml:space="preserve"> Column: Motasem Essam] -&gt; </w:t>
       </w:r>
       <w:r>
         <w:rPr>
@@ -98,16 +118,34 @@
           <w:sz w:val="18"/>
           <w:highlight w:val="lightGray"/>
         </w:rPr>
-        <w:t xml:space="preserve"> [6/</w:t>
-      </w:r>
-      <w:r>
-        <w:rPr>
-          <w:rFonts w:ascii="Arial" w:hAnsi="Arial"/>
-          <w:color w:val="000000"/>
-          <w:sz w:val="18"/>
-          <w:highlight w:val="lightGray"/>
-        </w:rPr>
-        <w:t>7</w:t>
+        <w:t xml:space="preserve"> [</w:t>
+      </w:r>
+      <w:r>
+        <w:rPr>
+          <w:rFonts w:ascii="Arial" w:hAnsi="Arial"/>
+          <w:color w:val="000000"/>
+          <w:sz w:val="18"/>
+          <w:highlight w:val="lightGray"/>
+        </w:rPr>
+        <w:t>1</w:t>
+      </w:r>
+      <w:r>
+        <w:rPr>
+          <w:rFonts w:ascii="Arial" w:hAnsi="Arial"/>
+          <w:color w:val="000000"/>
+          <w:sz w:val="18"/>
+          <w:highlight w:val="lightGray"/>
+        </w:rPr>
+        <w:t>/</w:t>
+      </w:r>
+      <w:r>
+        <w:rPr>
+          <w:rFonts w:ascii="Arial" w:hAnsi="Arial"/>
+          <w:color w:val="000000"/>
+          <w:sz w:val="18"/>
+          <w:highlight w:val="lightGray"/>
+        </w:rPr>
+        <w:t>23</w:t>
       </w:r>
       <w:r>
         <w:rPr>
@@ -170,7 +208,7 @@
           <w:rFonts w:ascii="Roboto Mono" w:hAnsi="Roboto Mono"/>
         </w:rPr>
         <w:pict w14:anchorId="5C613413">
-          <v:rect id="_x0000_i1199" style="width:0;height:1.5pt" o:hralign="center" o:hrstd="t" o:hr="t" fillcolor="#a0a0a0" stroked="f"/>
+          <v:rect id="_x0000_i1025" style="width:0;height:1.5pt" o:hralign="center" o:hrstd="t" o:hr="t" fillcolor="#a0a0a0" stroked="f"/>
         </w:pict>
       </w:r>
     </w:p>
@@ -213,7 +251,27 @@
           <w:sz w:val="18"/>
           <w:highlight w:val="lightGray"/>
         </w:rPr>
-        <w:t xml:space="preserve">: Persons Table -&gt; ID Column: 1, Name_En Column: Motasem Essam] -&gt; </w:t>
+        <w:t xml:space="preserve">: Persons Table -&gt; ID Column: 1, </w:t>
+      </w:r>
+      <w:proofErr w:type="spellStart"/>
+      <w:r>
+        <w:rPr>
+          <w:rFonts w:ascii="Arial" w:hAnsi="Arial"/>
+          <w:color w:val="000000"/>
+          <w:sz w:val="18"/>
+          <w:highlight w:val="lightGray"/>
+        </w:rPr>
+        <w:t>Name_En</w:t>
+      </w:r>
+      <w:proofErr w:type="spellEnd"/>
+      <w:r>
+        <w:rPr>
+          <w:rFonts w:ascii="Arial" w:hAnsi="Arial"/>
+          <w:color w:val="000000"/>
+          <w:sz w:val="18"/>
+          <w:highlight w:val="lightGray"/>
+        </w:rPr>
+        <w:t xml:space="preserve"> Column: Motasem Essam] -&gt; </w:t>
       </w:r>
       <w:r>
         <w:rPr>
@@ -269,16 +327,34 @@
           <w:sz w:val="18"/>
           <w:highlight w:val="lightGray"/>
         </w:rPr>
-        <w:t xml:space="preserve"> [6/</w:t>
-      </w:r>
-      <w:r>
-        <w:rPr>
-          <w:rFonts w:ascii="Arial" w:hAnsi="Arial"/>
-          <w:color w:val="000000"/>
-          <w:sz w:val="18"/>
-          <w:highlight w:val="lightGray"/>
-        </w:rPr>
-        <w:t>7</w:t>
+        <w:t xml:space="preserve"> [</w:t>
+      </w:r>
+      <w:r>
+        <w:rPr>
+          <w:rFonts w:ascii="Arial" w:hAnsi="Arial"/>
+          <w:color w:val="000000"/>
+          <w:sz w:val="18"/>
+          <w:highlight w:val="lightGray"/>
+        </w:rPr>
+        <w:t>1</w:t>
+      </w:r>
+      <w:r>
+        <w:rPr>
+          <w:rFonts w:ascii="Arial" w:hAnsi="Arial"/>
+          <w:color w:val="000000"/>
+          <w:sz w:val="18"/>
+          <w:highlight w:val="lightGray"/>
+        </w:rPr>
+        <w:t>/</w:t>
+      </w:r>
+      <w:r>
+        <w:rPr>
+          <w:rFonts w:ascii="Arial" w:hAnsi="Arial"/>
+          <w:color w:val="000000"/>
+          <w:sz w:val="18"/>
+          <w:highlight w:val="lightGray"/>
+        </w:rPr>
+        <w:t>23</w:t>
       </w:r>
       <w:r>
         <w:rPr>
@@ -382,7 +458,7 @@
           <w:rFonts w:ascii="Roboto Mono" w:hAnsi="Roboto Mono"/>
         </w:rPr>
         <w:pict w14:anchorId="1817B3F7">
-          <v:rect id="_x0000_i1200" style="width:0;height:1.5pt" o:hralign="center" o:hrstd="t" o:hr="t" fillcolor="#a0a0a0" stroked="f"/>
+          <v:rect id="_x0000_i1026" style="width:0;height:1.5pt" o:hralign="center" o:hrstd="t" o:hr="t" fillcolor="#a0a0a0" stroked="f"/>
         </w:pict>
       </w:r>
     </w:p>
@@ -418,7 +494,27 @@
           <w:sz w:val="18"/>
           <w:highlight w:val="lightGray"/>
         </w:rPr>
-        <w:t xml:space="preserve">: Persons Table -&gt; ID Column: 1, Name_En Column: Motasem Essam] -&gt; </w:t>
+        <w:t xml:space="preserve">: Persons Table -&gt; ID Column: 1, </w:t>
+      </w:r>
+      <w:proofErr w:type="spellStart"/>
+      <w:r>
+        <w:rPr>
+          <w:rFonts w:ascii="Arial" w:hAnsi="Arial"/>
+          <w:color w:val="000000"/>
+          <w:sz w:val="18"/>
+          <w:highlight w:val="lightGray"/>
+        </w:rPr>
+        <w:t>Name_En</w:t>
+      </w:r>
+      <w:proofErr w:type="spellEnd"/>
+      <w:r>
+        <w:rPr>
+          <w:rFonts w:ascii="Arial" w:hAnsi="Arial"/>
+          <w:color w:val="000000"/>
+          <w:sz w:val="18"/>
+          <w:highlight w:val="lightGray"/>
+        </w:rPr>
+        <w:t xml:space="preserve"> Column: Motasem Essam] -&gt; </w:t>
       </w:r>
       <w:r>
         <w:rPr>
@@ -474,16 +570,34 @@
           <w:sz w:val="18"/>
           <w:highlight w:val="lightGray"/>
         </w:rPr>
-        <w:t xml:space="preserve"> [6/</w:t>
-      </w:r>
-      <w:r>
-        <w:rPr>
-          <w:rFonts w:ascii="Arial" w:hAnsi="Arial"/>
-          <w:color w:val="000000"/>
-          <w:sz w:val="18"/>
-          <w:highlight w:val="lightGray"/>
-        </w:rPr>
-        <w:t>7</w:t>
+        <w:t xml:space="preserve"> [</w:t>
+      </w:r>
+      <w:r>
+        <w:rPr>
+          <w:rFonts w:ascii="Arial" w:hAnsi="Arial"/>
+          <w:color w:val="000000"/>
+          <w:sz w:val="18"/>
+          <w:highlight w:val="lightGray"/>
+        </w:rPr>
+        <w:t>1</w:t>
+      </w:r>
+      <w:r>
+        <w:rPr>
+          <w:rFonts w:ascii="Arial" w:hAnsi="Arial"/>
+          <w:color w:val="000000"/>
+          <w:sz w:val="18"/>
+          <w:highlight w:val="lightGray"/>
+        </w:rPr>
+        <w:t>/</w:t>
+      </w:r>
+      <w:r>
+        <w:rPr>
+          <w:rFonts w:ascii="Arial" w:hAnsi="Arial"/>
+          <w:color w:val="000000"/>
+          <w:sz w:val="18"/>
+          <w:highlight w:val="lightGray"/>
+        </w:rPr>
+        <w:t>23</w:t>
       </w:r>
       <w:r>
         <w:rPr>
@@ -640,7 +754,7 @@
           <w:rFonts w:ascii="Roboto Mono" w:hAnsi="Roboto Mono"/>
         </w:rPr>
         <w:pict w14:anchorId="605FD642">
-          <v:rect id="_x0000_i1201" style="width:0;height:1.5pt" o:hralign="center" o:hrstd="t" o:hr="t" fillcolor="#a0a0a0" stroked="f"/>
+          <v:rect id="_x0000_i1027" style="width:0;height:1.5pt" o:hralign="center" o:hrstd="t" o:hr="t" fillcolor="#a0a0a0" stroked="f"/>
         </w:pict>
       </w:r>
     </w:p>
@@ -774,7 +888,7 @@
           <w:rFonts w:ascii="Roboto Mono" w:hAnsi="Roboto Mono"/>
         </w:rPr>
         <w:pict w14:anchorId="57AB7F69">
-          <v:rect id="_x0000_i1202" style="width:0;height:1.5pt" o:hralign="center" o:hrstd="t" o:hr="t" fillcolor="#a0a0a0" stroked="f"/>
+          <v:rect id="_x0000_i1028" style="width:0;height:1.5pt" o:hralign="center" o:hrstd="t" o:hr="t" fillcolor="#a0a0a0" stroked="f"/>
         </w:pict>
       </w:r>
     </w:p>
@@ -817,7 +931,27 @@
           <w:sz w:val="18"/>
           <w:highlight w:val="lightGray"/>
         </w:rPr>
-        <w:t xml:space="preserve">: Persons Table -&gt; ID Column: 1, Name_En Column: Motasem Essam] -&gt; </w:t>
+        <w:t xml:space="preserve">: Persons Table -&gt; ID Column: 1, </w:t>
+      </w:r>
+      <w:proofErr w:type="spellStart"/>
+      <w:r>
+        <w:rPr>
+          <w:rFonts w:ascii="Arial" w:hAnsi="Arial"/>
+          <w:color w:val="000000"/>
+          <w:sz w:val="18"/>
+          <w:highlight w:val="lightGray"/>
+        </w:rPr>
+        <w:t>Name_En</w:t>
+      </w:r>
+      <w:proofErr w:type="spellEnd"/>
+      <w:r>
+        <w:rPr>
+          <w:rFonts w:ascii="Arial" w:hAnsi="Arial"/>
+          <w:color w:val="000000"/>
+          <w:sz w:val="18"/>
+          <w:highlight w:val="lightGray"/>
+        </w:rPr>
+        <w:t xml:space="preserve"> Column: Motasem Essam] -&gt; </w:t>
       </w:r>
       <w:r>
         <w:rPr>
@@ -873,16 +1007,34 @@
           <w:sz w:val="18"/>
           <w:highlight w:val="lightGray"/>
         </w:rPr>
-        <w:t xml:space="preserve"> [6/</w:t>
-      </w:r>
-      <w:r>
-        <w:rPr>
-          <w:rFonts w:ascii="Arial" w:hAnsi="Arial"/>
-          <w:color w:val="000000"/>
-          <w:sz w:val="18"/>
-          <w:highlight w:val="lightGray"/>
-        </w:rPr>
-        <w:t>7</w:t>
+        <w:t xml:space="preserve"> [</w:t>
+      </w:r>
+      <w:r>
+        <w:rPr>
+          <w:rFonts w:ascii="Arial" w:hAnsi="Arial"/>
+          <w:color w:val="000000"/>
+          <w:sz w:val="18"/>
+          <w:highlight w:val="lightGray"/>
+        </w:rPr>
+        <w:t>1</w:t>
+      </w:r>
+      <w:r>
+        <w:rPr>
+          <w:rFonts w:ascii="Arial" w:hAnsi="Arial"/>
+          <w:color w:val="000000"/>
+          <w:sz w:val="18"/>
+          <w:highlight w:val="lightGray"/>
+        </w:rPr>
+        <w:t>/</w:t>
+      </w:r>
+      <w:r>
+        <w:rPr>
+          <w:rFonts w:ascii="Arial" w:hAnsi="Arial"/>
+          <w:color w:val="000000"/>
+          <w:sz w:val="18"/>
+          <w:highlight w:val="lightGray"/>
+        </w:rPr>
+        <w:t>23</w:t>
       </w:r>
       <w:r>
         <w:rPr>
@@ -1059,7 +1211,7 @@
           <w:rFonts w:ascii="Roboto Mono" w:hAnsi="Roboto Mono"/>
         </w:rPr>
         <w:pict w14:anchorId="6943CC63">
-          <v:rect id="_x0000_i1203" style="width:0;height:1.5pt" o:hralign="center" o:hrstd="t" o:hr="t" fillcolor="#a0a0a0" stroked="f"/>
+          <v:rect id="_x0000_i1029" style="width:0;height:1.5pt" o:hralign="center" o:hrstd="t" o:hr="t" fillcolor="#a0a0a0" stroked="f"/>
         </w:pict>
       </w:r>
     </w:p>
@@ -1332,7 +1484,7 @@
           <w:rFonts w:ascii="Roboto Mono" w:hAnsi="Roboto Mono"/>
         </w:rPr>
         <w:pict w14:anchorId="6904EBB9">
-          <v:rect id="_x0000_i1204" style="width:0;height:1.5pt" o:hralign="center" o:hrstd="t" o:hr="t" fillcolor="#a0a0a0" stroked="f"/>
+          <v:rect id="_x0000_i1030" style="width:0;height:1.5pt" o:hralign="center" o:hrstd="t" o:hr="t" fillcolor="#a0a0a0" stroked="f"/>
         </w:pict>
       </w:r>
     </w:p>
@@ -1368,7 +1520,27 @@
           <w:sz w:val="18"/>
           <w:highlight w:val="lightGray"/>
         </w:rPr>
-        <w:t xml:space="preserve">: Persons Table -&gt; ID Column: 1, Name_En Column: Motasem Essam] -&gt; </w:t>
+        <w:t xml:space="preserve">: Persons Table -&gt; ID Column: 1, </w:t>
+      </w:r>
+      <w:proofErr w:type="spellStart"/>
+      <w:r>
+        <w:rPr>
+          <w:rFonts w:ascii="Arial" w:hAnsi="Arial"/>
+          <w:color w:val="000000"/>
+          <w:sz w:val="18"/>
+          <w:highlight w:val="lightGray"/>
+        </w:rPr>
+        <w:t>Name_En</w:t>
+      </w:r>
+      <w:proofErr w:type="spellEnd"/>
+      <w:r>
+        <w:rPr>
+          <w:rFonts w:ascii="Arial" w:hAnsi="Arial"/>
+          <w:color w:val="000000"/>
+          <w:sz w:val="18"/>
+          <w:highlight w:val="lightGray"/>
+        </w:rPr>
+        <w:t xml:space="preserve"> Column: Motasem Essam] -&gt; </w:t>
       </w:r>
       <w:r>
         <w:rPr>
@@ -1424,16 +1596,34 @@
           <w:sz w:val="18"/>
           <w:highlight w:val="lightGray"/>
         </w:rPr>
-        <w:t xml:space="preserve"> [6/</w:t>
-      </w:r>
-      <w:r>
-        <w:rPr>
-          <w:rFonts w:ascii="Arial" w:hAnsi="Arial"/>
-          <w:color w:val="000000"/>
-          <w:sz w:val="18"/>
-          <w:highlight w:val="lightGray"/>
-        </w:rPr>
-        <w:t>7</w:t>
+        <w:t xml:space="preserve"> [</w:t>
+      </w:r>
+      <w:r>
+        <w:rPr>
+          <w:rFonts w:ascii="Arial" w:hAnsi="Arial"/>
+          <w:color w:val="000000"/>
+          <w:sz w:val="18"/>
+          <w:highlight w:val="lightGray"/>
+        </w:rPr>
+        <w:t>1</w:t>
+      </w:r>
+      <w:r>
+        <w:rPr>
+          <w:rFonts w:ascii="Arial" w:hAnsi="Arial"/>
+          <w:color w:val="000000"/>
+          <w:sz w:val="18"/>
+          <w:highlight w:val="lightGray"/>
+        </w:rPr>
+        <w:t>/</w:t>
+      </w:r>
+      <w:r>
+        <w:rPr>
+          <w:rFonts w:ascii="Arial" w:hAnsi="Arial"/>
+          <w:color w:val="000000"/>
+          <w:sz w:val="18"/>
+          <w:highlight w:val="lightGray"/>
+        </w:rPr>
+        <w:t>23</w:t>
       </w:r>
       <w:r>
         <w:rPr>
@@ -1599,7 +1789,7 @@
           <w:rFonts w:ascii="Roboto Mono" w:hAnsi="Roboto Mono"/>
         </w:rPr>
         <w:pict w14:anchorId="7CD3F869">
-          <v:rect id="_x0000_i1205" style="width:0;height:1.5pt" o:hralign="center" o:hrstd="t" o:hr="t" fillcolor="#a0a0a0" stroked="f"/>
+          <v:rect id="_x0000_i1031" style="width:0;height:1.5pt" o:hralign="center" o:hrstd="t" o:hr="t" fillcolor="#a0a0a0" stroked="f"/>
         </w:pict>
       </w:r>
     </w:p>
@@ -1652,7 +1842,27 @@
           <w:sz w:val="18"/>
           <w:highlight w:val="lightGray"/>
         </w:rPr>
-        <w:t xml:space="preserve">: Persons Table -&gt; ID Column: 1, Name_En Column: Motasem Essam] -&gt; </w:t>
+        <w:t xml:space="preserve">: Persons Table -&gt; ID Column: 1, </w:t>
+      </w:r>
+      <w:proofErr w:type="spellStart"/>
+      <w:r>
+        <w:rPr>
+          <w:rFonts w:ascii="Arial" w:hAnsi="Arial"/>
+          <w:color w:val="000000"/>
+          <w:sz w:val="18"/>
+          <w:highlight w:val="lightGray"/>
+        </w:rPr>
+        <w:t>Name_En</w:t>
+      </w:r>
+      <w:proofErr w:type="spellEnd"/>
+      <w:r>
+        <w:rPr>
+          <w:rFonts w:ascii="Arial" w:hAnsi="Arial"/>
+          <w:color w:val="000000"/>
+          <w:sz w:val="18"/>
+          <w:highlight w:val="lightGray"/>
+        </w:rPr>
+        <w:t xml:space="preserve"> Column: Motasem Essam] -&gt; </w:t>
       </w:r>
       <w:r>
         <w:rPr>
@@ -1708,16 +1918,34 @@
           <w:sz w:val="18"/>
           <w:highlight w:val="lightGray"/>
         </w:rPr>
-        <w:t xml:space="preserve"> [6/</w:t>
-      </w:r>
-      <w:r>
-        <w:rPr>
-          <w:rFonts w:ascii="Arial" w:hAnsi="Arial"/>
-          <w:color w:val="000000"/>
-          <w:sz w:val="18"/>
-          <w:highlight w:val="lightGray"/>
-        </w:rPr>
-        <w:t>7</w:t>
+        <w:t xml:space="preserve"> [</w:t>
+      </w:r>
+      <w:r>
+        <w:rPr>
+          <w:rFonts w:ascii="Arial" w:hAnsi="Arial"/>
+          <w:color w:val="000000"/>
+          <w:sz w:val="18"/>
+          <w:highlight w:val="lightGray"/>
+        </w:rPr>
+        <w:t>1</w:t>
+      </w:r>
+      <w:r>
+        <w:rPr>
+          <w:rFonts w:ascii="Arial" w:hAnsi="Arial"/>
+          <w:color w:val="000000"/>
+          <w:sz w:val="18"/>
+          <w:highlight w:val="lightGray"/>
+        </w:rPr>
+        <w:t>/</w:t>
+      </w:r>
+      <w:r>
+        <w:rPr>
+          <w:rFonts w:ascii="Arial" w:hAnsi="Arial"/>
+          <w:color w:val="000000"/>
+          <w:sz w:val="18"/>
+          <w:highlight w:val="lightGray"/>
+        </w:rPr>
+        <w:t>23</w:t>
       </w:r>
       <w:r>
         <w:rPr>
@@ -1817,7 +2045,7 @@
           <w:rFonts w:ascii="Roboto Mono" w:hAnsi="Roboto Mono"/>
         </w:rPr>
         <w:pict w14:anchorId="42459D14">
-          <v:rect id="_x0000_i1207" style="width:0;height:1.5pt" o:hralign="center" o:hrstd="t" o:hr="t" fillcolor="#a0a0a0" stroked="f"/>
+          <v:rect id="_x0000_i1032" style="width:0;height:1.5pt" o:hralign="center" o:hrstd="t" o:hr="t" fillcolor="#a0a0a0" stroked="f"/>
         </w:pict>
       </w:r>
     </w:p>
@@ -1857,7 +2085,27 @@
           <w:sz w:val="18"/>
           <w:highlight w:val="lightGray"/>
         </w:rPr>
-        <w:t xml:space="preserve">: Persons Table -&gt; ID Column: 1, Name_En Column: Motasem Essam] -&gt; </w:t>
+        <w:t xml:space="preserve">: Persons Table -&gt; ID Column: 1, </w:t>
+      </w:r>
+      <w:proofErr w:type="spellStart"/>
+      <w:r>
+        <w:rPr>
+          <w:rFonts w:ascii="Arial" w:hAnsi="Arial"/>
+          <w:color w:val="000000"/>
+          <w:sz w:val="18"/>
+          <w:highlight w:val="lightGray"/>
+        </w:rPr>
+        <w:t>Name_En</w:t>
+      </w:r>
+      <w:proofErr w:type="spellEnd"/>
+      <w:r>
+        <w:rPr>
+          <w:rFonts w:ascii="Arial" w:hAnsi="Arial"/>
+          <w:color w:val="000000"/>
+          <w:sz w:val="18"/>
+          <w:highlight w:val="lightGray"/>
+        </w:rPr>
+        <w:t xml:space="preserve"> Column: Motasem Essam] -&gt; </w:t>
       </w:r>
       <w:r>
         <w:rPr>
@@ -1913,16 +2161,34 @@
           <w:sz w:val="18"/>
           <w:highlight w:val="lightGray"/>
         </w:rPr>
-        <w:t xml:space="preserve"> [6/</w:t>
-      </w:r>
-      <w:r>
-        <w:rPr>
-          <w:rFonts w:ascii="Arial" w:hAnsi="Arial"/>
-          <w:color w:val="000000"/>
-          <w:sz w:val="18"/>
-          <w:highlight w:val="lightGray"/>
-        </w:rPr>
-        <w:t>7</w:t>
+        <w:t xml:space="preserve"> [</w:t>
+      </w:r>
+      <w:r>
+        <w:rPr>
+          <w:rFonts w:ascii="Arial" w:hAnsi="Arial"/>
+          <w:color w:val="000000"/>
+          <w:sz w:val="18"/>
+          <w:highlight w:val="lightGray"/>
+        </w:rPr>
+        <w:t>1</w:t>
+      </w:r>
+      <w:r>
+        <w:rPr>
+          <w:rFonts w:ascii="Arial" w:hAnsi="Arial"/>
+          <w:color w:val="000000"/>
+          <w:sz w:val="18"/>
+          <w:highlight w:val="lightGray"/>
+        </w:rPr>
+        <w:t>/</w:t>
+      </w:r>
+      <w:r>
+        <w:rPr>
+          <w:rFonts w:ascii="Arial" w:hAnsi="Arial"/>
+          <w:color w:val="000000"/>
+          <w:sz w:val="18"/>
+          <w:highlight w:val="lightGray"/>
+        </w:rPr>
+        <w:t>23</w:t>
       </w:r>
       <w:r>
         <w:rPr>
@@ -2005,7 +2271,7 @@
           <w:rFonts w:ascii="Roboto Mono" w:hAnsi="Roboto Mono"/>
         </w:rPr>
         <w:pict w14:anchorId="03A7D705">
-          <v:rect id="_x0000_i1208" style="width:0;height:1.5pt" o:hralign="center" o:hrstd="t" o:hr="t" fillcolor="#a0a0a0" stroked="f"/>
+          <v:rect id="_x0000_i1033" style="width:0;height:1.5pt" o:hralign="center" o:hrstd="t" o:hr="t" fillcolor="#a0a0a0" stroked="f"/>
         </w:pict>
       </w:r>
     </w:p>
@@ -2044,7 +2310,27 @@
           <w:sz w:val="18"/>
           <w:highlight w:val="lightGray"/>
         </w:rPr>
-        <w:t xml:space="preserve">: Persons Table -&gt; ID Column: 1, Name_En Column: Motasem Essam] -&gt; </w:t>
+        <w:t xml:space="preserve">: Persons Table -&gt; ID Column: 1, </w:t>
+      </w:r>
+      <w:proofErr w:type="spellStart"/>
+      <w:r>
+        <w:rPr>
+          <w:rFonts w:ascii="Arial" w:hAnsi="Arial"/>
+          <w:color w:val="000000"/>
+          <w:sz w:val="18"/>
+          <w:highlight w:val="lightGray"/>
+        </w:rPr>
+        <w:t>Name_En</w:t>
+      </w:r>
+      <w:proofErr w:type="spellEnd"/>
+      <w:r>
+        <w:rPr>
+          <w:rFonts w:ascii="Arial" w:hAnsi="Arial"/>
+          <w:color w:val="000000"/>
+          <w:sz w:val="18"/>
+          <w:highlight w:val="lightGray"/>
+        </w:rPr>
+        <w:t xml:space="preserve"> Column: Motasem Essam] -&gt; </w:t>
       </w:r>
       <w:r>
         <w:rPr>
@@ -2100,16 +2386,34 @@
           <w:sz w:val="18"/>
           <w:highlight w:val="lightGray"/>
         </w:rPr>
-        <w:t xml:space="preserve"> [6/</w:t>
-      </w:r>
-      <w:r>
-        <w:rPr>
-          <w:rFonts w:ascii="Arial" w:hAnsi="Arial"/>
-          <w:color w:val="000000"/>
-          <w:sz w:val="18"/>
-          <w:highlight w:val="lightGray"/>
-        </w:rPr>
-        <w:t>7</w:t>
+        <w:t xml:space="preserve"> [</w:t>
+      </w:r>
+      <w:r>
+        <w:rPr>
+          <w:rFonts w:ascii="Arial" w:hAnsi="Arial"/>
+          <w:color w:val="000000"/>
+          <w:sz w:val="18"/>
+          <w:highlight w:val="lightGray"/>
+        </w:rPr>
+        <w:t>1</w:t>
+      </w:r>
+      <w:r>
+        <w:rPr>
+          <w:rFonts w:ascii="Arial" w:hAnsi="Arial"/>
+          <w:color w:val="000000"/>
+          <w:sz w:val="18"/>
+          <w:highlight w:val="lightGray"/>
+        </w:rPr>
+        <w:t>/</w:t>
+      </w:r>
+      <w:r>
+        <w:rPr>
+          <w:rFonts w:ascii="Arial" w:hAnsi="Arial"/>
+          <w:color w:val="000000"/>
+          <w:sz w:val="18"/>
+          <w:highlight w:val="lightGray"/>
+        </w:rPr>
+        <w:t>23</w:t>
       </w:r>
       <w:r>
         <w:rPr>
@@ -2192,7 +2496,7 @@
           <w:rFonts w:ascii="Roboto Mono" w:hAnsi="Roboto Mono"/>
         </w:rPr>
         <w:pict w14:anchorId="58F08A9F">
-          <v:rect id="_x0000_i1209" style="width:0;height:1.5pt" o:hralign="center" o:hrstd="t" o:hr="t" fillcolor="#a0a0a0" stroked="f"/>
+          <v:rect id="_x0000_i1034" style="width:0;height:1.5pt" o:hralign="center" o:hrstd="t" o:hr="t" fillcolor="#a0a0a0" stroked="f"/>
         </w:pict>
       </w:r>
     </w:p>
@@ -2231,7 +2535,27 @@
           <w:sz w:val="18"/>
           <w:highlight w:val="lightGray"/>
         </w:rPr>
-        <w:t xml:space="preserve">: Persons Table -&gt; ID Column: 1, Name_En Column: Motasem Essam] -&gt; </w:t>
+        <w:t xml:space="preserve">: Persons Table -&gt; ID Column: 1, </w:t>
+      </w:r>
+      <w:proofErr w:type="spellStart"/>
+      <w:r>
+        <w:rPr>
+          <w:rFonts w:ascii="Arial" w:hAnsi="Arial"/>
+          <w:color w:val="000000"/>
+          <w:sz w:val="18"/>
+          <w:highlight w:val="lightGray"/>
+        </w:rPr>
+        <w:t>Name_En</w:t>
+      </w:r>
+      <w:proofErr w:type="spellEnd"/>
+      <w:r>
+        <w:rPr>
+          <w:rFonts w:ascii="Arial" w:hAnsi="Arial"/>
+          <w:color w:val="000000"/>
+          <w:sz w:val="18"/>
+          <w:highlight w:val="lightGray"/>
+        </w:rPr>
+        <w:t xml:space="preserve"> Column: Motasem Essam] -&gt; </w:t>
       </w:r>
       <w:r>
         <w:rPr>
@@ -2287,16 +2611,34 @@
           <w:sz w:val="18"/>
           <w:highlight w:val="lightGray"/>
         </w:rPr>
-        <w:t xml:space="preserve"> [6/</w:t>
-      </w:r>
-      <w:r>
-        <w:rPr>
-          <w:rFonts w:ascii="Arial" w:hAnsi="Arial"/>
-          <w:color w:val="000000"/>
-          <w:sz w:val="18"/>
-          <w:highlight w:val="lightGray"/>
-        </w:rPr>
-        <w:t>7</w:t>
+        <w:t xml:space="preserve"> [</w:t>
+      </w:r>
+      <w:r>
+        <w:rPr>
+          <w:rFonts w:ascii="Arial" w:hAnsi="Arial"/>
+          <w:color w:val="000000"/>
+          <w:sz w:val="18"/>
+          <w:highlight w:val="lightGray"/>
+        </w:rPr>
+        <w:t>1</w:t>
+      </w:r>
+      <w:r>
+        <w:rPr>
+          <w:rFonts w:ascii="Arial" w:hAnsi="Arial"/>
+          <w:color w:val="000000"/>
+          <w:sz w:val="18"/>
+          <w:highlight w:val="lightGray"/>
+        </w:rPr>
+        <w:t>/</w:t>
+      </w:r>
+      <w:r>
+        <w:rPr>
+          <w:rFonts w:ascii="Arial" w:hAnsi="Arial"/>
+          <w:color w:val="000000"/>
+          <w:sz w:val="18"/>
+          <w:highlight w:val="lightGray"/>
+        </w:rPr>
+        <w:t>23</w:t>
       </w:r>
       <w:r>
         <w:rPr>
@@ -2361,11 +2703,19 @@
           <w:rFonts w:ascii="Roboto Mono" w:hAnsi="Roboto Mono"/>
         </w:rPr>
       </w:pPr>
-      <w:r>
-        <w:rPr>
-          <w:rFonts w:ascii="Roboto Mono" w:hAnsi="Roboto Mono"/>
-        </w:rPr>
-        <w:t xml:space="preserve">PyTest </w:t>
+      <w:proofErr w:type="spellStart"/>
+      <w:r>
+        <w:rPr>
+          <w:rFonts w:ascii="Roboto Mono" w:hAnsi="Roboto Mono"/>
+        </w:rPr>
+        <w:t>PyTest</w:t>
+      </w:r>
+      <w:proofErr w:type="spellEnd"/>
+      <w:r>
+        <w:rPr>
+          <w:rFonts w:ascii="Roboto Mono" w:hAnsi="Roboto Mono"/>
+        </w:rPr>
+        <w:t xml:space="preserve"> </w:t>
       </w:r>
     </w:p>
     <w:p>
@@ -2379,7 +2729,7 @@
           <w:rFonts w:ascii="Roboto Mono" w:hAnsi="Roboto Mono"/>
         </w:rPr>
         <w:pict w14:anchorId="1F02CB42">
-          <v:rect id="_x0000_i1210" style="width:0;height:1.5pt" o:hralign="center" o:hrstd="t" o:hr="t" fillcolor="#a0a0a0" stroked="f"/>
+          <v:rect id="_x0000_i1035" style="width:0;height:1.5pt" o:hralign="center" o:hrstd="t" o:hr="t" fillcolor="#a0a0a0" stroked="f"/>
         </w:pict>
       </w:r>
     </w:p>
@@ -2415,7 +2765,27 @@
           <w:sz w:val="18"/>
           <w:highlight w:val="lightGray"/>
         </w:rPr>
-        <w:t xml:space="preserve">: Persons Table -&gt; ID Column: 1, Name_En Column: Motasem Essam] -&gt; </w:t>
+        <w:t xml:space="preserve">: Persons Table -&gt; ID Column: 1, </w:t>
+      </w:r>
+      <w:proofErr w:type="spellStart"/>
+      <w:r>
+        <w:rPr>
+          <w:rFonts w:ascii="Arial" w:hAnsi="Arial"/>
+          <w:color w:val="000000"/>
+          <w:sz w:val="18"/>
+          <w:highlight w:val="lightGray"/>
+        </w:rPr>
+        <w:t>Name_En</w:t>
+      </w:r>
+      <w:proofErr w:type="spellEnd"/>
+      <w:r>
+        <w:rPr>
+          <w:rFonts w:ascii="Arial" w:hAnsi="Arial"/>
+          <w:color w:val="000000"/>
+          <w:sz w:val="18"/>
+          <w:highlight w:val="lightGray"/>
+        </w:rPr>
+        <w:t xml:space="preserve"> Column: Motasem Essam] -&gt; </w:t>
       </w:r>
       <w:r>
         <w:rPr>
@@ -2471,16 +2841,34 @@
           <w:sz w:val="18"/>
           <w:highlight w:val="lightGray"/>
         </w:rPr>
-        <w:t xml:space="preserve"> [6/</w:t>
-      </w:r>
-      <w:r>
-        <w:rPr>
-          <w:rFonts w:ascii="Arial" w:hAnsi="Arial"/>
-          <w:color w:val="000000"/>
-          <w:sz w:val="18"/>
-          <w:highlight w:val="lightGray"/>
-        </w:rPr>
-        <w:t>7</w:t>
+        <w:t xml:space="preserve"> [</w:t>
+      </w:r>
+      <w:r>
+        <w:rPr>
+          <w:rFonts w:ascii="Arial" w:hAnsi="Arial"/>
+          <w:color w:val="000000"/>
+          <w:sz w:val="18"/>
+          <w:highlight w:val="lightGray"/>
+        </w:rPr>
+        <w:t>1</w:t>
+      </w:r>
+      <w:r>
+        <w:rPr>
+          <w:rFonts w:ascii="Arial" w:hAnsi="Arial"/>
+          <w:color w:val="000000"/>
+          <w:sz w:val="18"/>
+          <w:highlight w:val="lightGray"/>
+        </w:rPr>
+        <w:t>/</w:t>
+      </w:r>
+      <w:r>
+        <w:rPr>
+          <w:rFonts w:ascii="Arial" w:hAnsi="Arial"/>
+          <w:color w:val="000000"/>
+          <w:sz w:val="18"/>
+          <w:highlight w:val="lightGray"/>
+        </w:rPr>
+        <w:t>23</w:t>
       </w:r>
       <w:r>
         <w:rPr>
@@ -2635,7 +3023,7 @@
           <w:rFonts w:ascii="Roboto Mono" w:hAnsi="Roboto Mono"/>
         </w:rPr>
         <w:pict w14:anchorId="493C601E">
-          <v:rect id="_x0000_i1211" style="width:0;height:1.5pt" o:hralign="center" o:hrstd="t" o:hr="t" fillcolor="#a0a0a0" stroked="f"/>
+          <v:rect id="_x0000_i1036" style="width:0;height:1.5pt" o:hralign="center" o:hrstd="t" o:hr="t" fillcolor="#a0a0a0" stroked="f"/>
         </w:pict>
       </w:r>
     </w:p>
@@ -2777,7 +3165,7 @@
           <w:rFonts w:ascii="Roboto Mono" w:hAnsi="Roboto Mono"/>
         </w:rPr>
         <w:pict w14:anchorId="2C404122">
-          <v:rect id="_x0000_i1212" style="width:0;height:1.5pt" o:hralign="center" o:hrstd="t" o:hr="t" fillcolor="#a0a0a0" stroked="f"/>
+          <v:rect id="_x0000_i1037" style="width:0;height:1.5pt" o:hralign="center" o:hrstd="t" o:hr="t" fillcolor="#a0a0a0" stroked="f"/>
         </w:pict>
       </w:r>
     </w:p>
@@ -2820,7 +3208,27 @@
           <w:sz w:val="18"/>
           <w:highlight w:val="lightGray"/>
         </w:rPr>
-        <w:t xml:space="preserve">: Persons Table -&gt; ID Column: 1, Name_En Column: Motasem Essam] -&gt; </w:t>
+        <w:t xml:space="preserve">: Persons Table -&gt; ID Column: 1, </w:t>
+      </w:r>
+      <w:proofErr w:type="spellStart"/>
+      <w:r>
+        <w:rPr>
+          <w:rFonts w:ascii="Arial" w:hAnsi="Arial"/>
+          <w:color w:val="000000"/>
+          <w:sz w:val="18"/>
+          <w:highlight w:val="lightGray"/>
+        </w:rPr>
+        <w:t>Name_En</w:t>
+      </w:r>
+      <w:proofErr w:type="spellEnd"/>
+      <w:r>
+        <w:rPr>
+          <w:rFonts w:ascii="Arial" w:hAnsi="Arial"/>
+          <w:color w:val="000000"/>
+          <w:sz w:val="18"/>
+          <w:highlight w:val="lightGray"/>
+        </w:rPr>
+        <w:t xml:space="preserve"> Column: Motasem Essam] -&gt; </w:t>
       </w:r>
       <w:r>
         <w:rPr>
@@ -2876,16 +3284,34 @@
           <w:sz w:val="18"/>
           <w:highlight w:val="lightGray"/>
         </w:rPr>
-        <w:t xml:space="preserve"> [6/</w:t>
-      </w:r>
-      <w:r>
-        <w:rPr>
-          <w:rFonts w:ascii="Arial" w:hAnsi="Arial"/>
-          <w:color w:val="000000"/>
-          <w:sz w:val="18"/>
-          <w:highlight w:val="lightGray"/>
-        </w:rPr>
-        <w:t>7</w:t>
+        <w:t xml:space="preserve"> [</w:t>
+      </w:r>
+      <w:r>
+        <w:rPr>
+          <w:rFonts w:ascii="Arial" w:hAnsi="Arial"/>
+          <w:color w:val="000000"/>
+          <w:sz w:val="18"/>
+          <w:highlight w:val="lightGray"/>
+        </w:rPr>
+        <w:t>1</w:t>
+      </w:r>
+      <w:r>
+        <w:rPr>
+          <w:rFonts w:ascii="Arial" w:hAnsi="Arial"/>
+          <w:color w:val="000000"/>
+          <w:sz w:val="18"/>
+          <w:highlight w:val="lightGray"/>
+        </w:rPr>
+        <w:t>/</w:t>
+      </w:r>
+      <w:r>
+        <w:rPr>
+          <w:rFonts w:ascii="Arial" w:hAnsi="Arial"/>
+          <w:color w:val="000000"/>
+          <w:sz w:val="18"/>
+          <w:highlight w:val="lightGray"/>
+        </w:rPr>
+        <w:t>23</w:t>
       </w:r>
       <w:r>
         <w:rPr>
@@ -3364,11 +3790,19 @@
                 <w:rFonts w:ascii="Roboto Mono" w:hAnsi="Roboto Mono"/>
               </w:rPr>
             </w:pPr>
+            <w:proofErr w:type="spellStart"/>
             <w:r>
               <w:rPr>
                 <w:rFonts w:ascii="Roboto Mono" w:hAnsi="Roboto Mono"/>
               </w:rPr>
-              <w:t>cURL, PDO, React</w:t>
+              <w:t>cURL</w:t>
+            </w:r>
+            <w:proofErr w:type="spellEnd"/>
+            <w:r>
+              <w:rPr>
+                <w:rFonts w:ascii="Roboto Mono" w:hAnsi="Roboto Mono"/>
+              </w:rPr>
+              <w:t>, PDO, React</w:t>
             </w:r>
           </w:p>
         </w:tc>
@@ -3385,7 +3819,7 @@
           <w:rFonts w:ascii="Roboto Mono" w:hAnsi="Roboto Mono"/>
         </w:rPr>
         <w:pict w14:anchorId="380F6DD9">
-          <v:rect id="_x0000_i1213" style="width:0;height:1.5pt" o:hralign="center" o:hrstd="t" o:hr="t" fillcolor="#a0a0a0" stroked="f"/>
+          <v:rect id="_x0000_i1038" style="width:0;height:1.5pt" o:hralign="center" o:hrstd="t" o:hr="t" fillcolor="#a0a0a0" stroked="f"/>
         </w:pict>
       </w:r>
     </w:p>
@@ -3580,11 +4014,19 @@
           <w:rFonts w:ascii="Roboto Mono" w:hAnsi="Roboto Mono"/>
         </w:rPr>
       </w:pPr>
-      <w:r>
-        <w:rPr>
-          <w:rFonts w:ascii="Roboto Mono" w:hAnsi="Roboto Mono"/>
-        </w:rPr>
-        <w:t>json_encode($data);</w:t>
+      <w:proofErr w:type="spellStart"/>
+      <w:r>
+        <w:rPr>
+          <w:rFonts w:ascii="Roboto Mono" w:hAnsi="Roboto Mono"/>
+        </w:rPr>
+        <w:t>json_encode</w:t>
+      </w:r>
+      <w:proofErr w:type="spellEnd"/>
+      <w:r>
+        <w:rPr>
+          <w:rFonts w:ascii="Roboto Mono" w:hAnsi="Roboto Mono"/>
+        </w:rPr>
+        <w:t>($data);</w:t>
       </w:r>
     </w:p>
     <w:p>
@@ -3599,7 +4041,7 @@
         </w:rPr>
         <w:lastRenderedPageBreak/>
         <w:pict w14:anchorId="42F5F606">
-          <v:rect id="_x0000_i1214" style="width:0;height:1.5pt" o:hralign="center" o:hrstd="t" o:hr="t" fillcolor="#a0a0a0" stroked="f"/>
+          <v:rect id="_x0000_i1039" style="width:0;height:1.5pt" o:hralign="center" o:hrstd="t" o:hr="t" fillcolor="#a0a0a0" stroked="f"/>
         </w:pict>
       </w:r>
     </w:p>
@@ -3852,7 +4294,7 @@
           <w:rFonts w:ascii="Roboto Mono" w:hAnsi="Roboto Mono"/>
         </w:rPr>
         <w:pict w14:anchorId="70EC1600">
-          <v:rect id="_x0000_i1215" style="width:0;height:1.5pt" o:hralign="center" o:hrstd="t" o:hr="t" fillcolor="#a0a0a0" stroked="f"/>
+          <v:rect id="_x0000_i1040" style="width:0;height:1.5pt" o:hralign="center" o:hrstd="t" o:hr="t" fillcolor="#a0a0a0" stroked="f"/>
         </w:pict>
       </w:r>
     </w:p>
@@ -3895,7 +4337,27 @@
           <w:sz w:val="18"/>
           <w:highlight w:val="lightGray"/>
         </w:rPr>
-        <w:t xml:space="preserve">: Persons Table -&gt; ID Column: 1, Name_En Column: Motasem Essam] -&gt; </w:t>
+        <w:t xml:space="preserve">: Persons Table -&gt; ID Column: 1, </w:t>
+      </w:r>
+      <w:proofErr w:type="spellStart"/>
+      <w:r>
+        <w:rPr>
+          <w:rFonts w:ascii="Arial" w:hAnsi="Arial"/>
+          <w:color w:val="000000"/>
+          <w:sz w:val="18"/>
+          <w:highlight w:val="lightGray"/>
+        </w:rPr>
+        <w:t>Name_En</w:t>
+      </w:r>
+      <w:proofErr w:type="spellEnd"/>
+      <w:r>
+        <w:rPr>
+          <w:rFonts w:ascii="Arial" w:hAnsi="Arial"/>
+          <w:color w:val="000000"/>
+          <w:sz w:val="18"/>
+          <w:highlight w:val="lightGray"/>
+        </w:rPr>
+        <w:t xml:space="preserve"> Column: Motasem Essam] -&gt; </w:t>
       </w:r>
       <w:r>
         <w:rPr>
@@ -3951,16 +4413,34 @@
           <w:sz w:val="18"/>
           <w:highlight w:val="lightGray"/>
         </w:rPr>
-        <w:t xml:space="preserve"> [6/</w:t>
-      </w:r>
-      <w:r>
-        <w:rPr>
-          <w:rFonts w:ascii="Arial" w:hAnsi="Arial"/>
-          <w:color w:val="000000"/>
-          <w:sz w:val="18"/>
-          <w:highlight w:val="lightGray"/>
-        </w:rPr>
-        <w:t>7</w:t>
+        <w:t xml:space="preserve"> [</w:t>
+      </w:r>
+      <w:r>
+        <w:rPr>
+          <w:rFonts w:ascii="Arial" w:hAnsi="Arial"/>
+          <w:color w:val="000000"/>
+          <w:sz w:val="18"/>
+          <w:highlight w:val="lightGray"/>
+        </w:rPr>
+        <w:t>1</w:t>
+      </w:r>
+      <w:r>
+        <w:rPr>
+          <w:rFonts w:ascii="Arial" w:hAnsi="Arial"/>
+          <w:color w:val="000000"/>
+          <w:sz w:val="18"/>
+          <w:highlight w:val="lightGray"/>
+        </w:rPr>
+        <w:t>/</w:t>
+      </w:r>
+      <w:r>
+        <w:rPr>
+          <w:rFonts w:ascii="Arial" w:hAnsi="Arial"/>
+          <w:color w:val="000000"/>
+          <w:sz w:val="18"/>
+          <w:highlight w:val="lightGray"/>
+        </w:rPr>
+        <w:t>23</w:t>
       </w:r>
       <w:r>
         <w:rPr>
@@ -4245,7 +4725,7 @@
           <w:rFonts w:ascii="Roboto Mono" w:hAnsi="Roboto Mono"/>
         </w:rPr>
         <w:pict w14:anchorId="2C14E554">
-          <v:rect id="_x0000_i1216" style="width:0;height:1.5pt" o:hralign="center" o:hrstd="t" o:hr="t" fillcolor="#a0a0a0" stroked="f"/>
+          <v:rect id="_x0000_i1041" style="width:0;height:1.5pt" o:hralign="center" o:hrstd="t" o:hr="t" fillcolor="#a0a0a0" stroked="f"/>
         </w:pict>
       </w:r>
     </w:p>
@@ -4412,7 +4892,7 @@
           <w:rFonts w:ascii="Roboto Mono" w:hAnsi="Roboto Mono"/>
         </w:rPr>
         <w:pict w14:anchorId="38AE8D93">
-          <v:rect id="_x0000_i1217" style="width:0;height:1.5pt" o:hralign="center" o:hrstd="t" o:hr="t" fillcolor="#a0a0a0" stroked="f"/>
+          <v:rect id="_x0000_i1042" style="width:0;height:1.5pt" o:hralign="center" o:hrstd="t" o:hr="t" fillcolor="#a0a0a0" stroked="f"/>
         </w:pict>
       </w:r>
     </w:p>
@@ -4448,7 +4928,27 @@
           <w:sz w:val="18"/>
           <w:highlight w:val="lightGray"/>
         </w:rPr>
-        <w:t xml:space="preserve">: Persons Table -&gt; ID Column: 1, Name_En Column: Motasem Essam] -&gt; </w:t>
+        <w:t xml:space="preserve">: Persons Table -&gt; ID Column: 1, </w:t>
+      </w:r>
+      <w:proofErr w:type="spellStart"/>
+      <w:r>
+        <w:rPr>
+          <w:rFonts w:ascii="Arial" w:hAnsi="Arial"/>
+          <w:color w:val="000000"/>
+          <w:sz w:val="18"/>
+          <w:highlight w:val="lightGray"/>
+        </w:rPr>
+        <w:t>Name_En</w:t>
+      </w:r>
+      <w:proofErr w:type="spellEnd"/>
+      <w:r>
+        <w:rPr>
+          <w:rFonts w:ascii="Arial" w:hAnsi="Arial"/>
+          <w:color w:val="000000"/>
+          <w:sz w:val="18"/>
+          <w:highlight w:val="lightGray"/>
+        </w:rPr>
+        <w:t xml:space="preserve"> Column: Motasem Essam] -&gt; </w:t>
       </w:r>
       <w:r>
         <w:rPr>
@@ -4504,16 +5004,34 @@
           <w:sz w:val="18"/>
           <w:highlight w:val="lightGray"/>
         </w:rPr>
-        <w:t xml:space="preserve"> [6/</w:t>
-      </w:r>
-      <w:r>
-        <w:rPr>
-          <w:rFonts w:ascii="Arial" w:hAnsi="Arial"/>
-          <w:color w:val="000000"/>
-          <w:sz w:val="18"/>
-          <w:highlight w:val="lightGray"/>
-        </w:rPr>
-        <w:t>7</w:t>
+        <w:t xml:space="preserve"> [</w:t>
+      </w:r>
+      <w:r>
+        <w:rPr>
+          <w:rFonts w:ascii="Arial" w:hAnsi="Arial"/>
+          <w:color w:val="000000"/>
+          <w:sz w:val="18"/>
+          <w:highlight w:val="lightGray"/>
+        </w:rPr>
+        <w:t>1</w:t>
+      </w:r>
+      <w:r>
+        <w:rPr>
+          <w:rFonts w:ascii="Arial" w:hAnsi="Arial"/>
+          <w:color w:val="000000"/>
+          <w:sz w:val="18"/>
+          <w:highlight w:val="lightGray"/>
+        </w:rPr>
+        <w:t>/</w:t>
+      </w:r>
+      <w:r>
+        <w:rPr>
+          <w:rFonts w:ascii="Arial" w:hAnsi="Arial"/>
+          <w:color w:val="000000"/>
+          <w:sz w:val="18"/>
+          <w:highlight w:val="lightGray"/>
+        </w:rPr>
+        <w:t>23</w:t>
       </w:r>
       <w:r>
         <w:rPr>
@@ -4587,7 +5105,7 @@
           <w:rFonts w:ascii="Roboto Mono" w:hAnsi="Roboto Mono"/>
         </w:rPr>
         <w:pict w14:anchorId="1B7A13E0">
-          <v:rect id="_x0000_i1218" style="width:0;height:1.5pt" o:hralign="center" o:hrstd="t" o:hr="t" fillcolor="#a0a0a0" stroked="f"/>
+          <v:rect id="_x0000_i1043" style="width:0;height:1.5pt" o:hralign="center" o:hrstd="t" o:hr="t" fillcolor="#a0a0a0" stroked="f"/>
         </w:pict>
       </w:r>
     </w:p>
@@ -4654,7 +5172,7 @@
         </w:rPr>
         <w:lastRenderedPageBreak/>
         <w:pict w14:anchorId="35593930">
-          <v:rect id="_x0000_i1219" style="width:0;height:1.5pt" o:hralign="center" o:hrstd="t" o:hr="t" fillcolor="#a0a0a0" stroked="f"/>
+          <v:rect id="_x0000_i1044" style="width:0;height:1.5pt" o:hralign="center" o:hrstd="t" o:hr="t" fillcolor="#a0a0a0" stroked="f"/>
         </w:pict>
       </w:r>
     </w:p>
@@ -4720,7 +5238,7 @@
           <w:rFonts w:ascii="Roboto Mono" w:hAnsi="Roboto Mono"/>
         </w:rPr>
         <w:pict w14:anchorId="3AF3C4D9">
-          <v:rect id="_x0000_i1220" style="width:0;height:1.5pt" o:hralign="center" o:hrstd="t" o:hr="t" fillcolor="#a0a0a0" stroked="f"/>
+          <v:rect id="_x0000_i1045" style="width:0;height:1.5pt" o:hralign="center" o:hrstd="t" o:hr="t" fillcolor="#a0a0a0" stroked="f"/>
         </w:pict>
       </w:r>
     </w:p>
@@ -4769,7 +5287,7 @@
           <w:rFonts w:ascii="Roboto Mono" w:hAnsi="Roboto Mono"/>
         </w:rPr>
         <w:pict w14:anchorId="34D38D94">
-          <v:rect id="_x0000_i1221" style="width:0;height:1.5pt" o:hralign="center" o:hrstd="t" o:hr="t" fillcolor="#a0a0a0" stroked="f"/>
+          <v:rect id="_x0000_i1046" style="width:0;height:1.5pt" o:hralign="center" o:hrstd="t" o:hr="t" fillcolor="#a0a0a0" stroked="f"/>
         </w:pict>
       </w:r>
     </w:p>
@@ -4835,7 +5353,7 @@
           <w:rFonts w:ascii="Roboto Mono" w:hAnsi="Roboto Mono"/>
         </w:rPr>
         <w:pict w14:anchorId="32EB2AF4">
-          <v:rect id="_x0000_i1222" style="width:0;height:1.5pt" o:hralign="center" o:hrstd="t" o:hr="t" fillcolor="#a0a0a0" stroked="f"/>
+          <v:rect id="_x0000_i1047" style="width:0;height:1.5pt" o:hralign="center" o:hrstd="t" o:hr="t" fillcolor="#a0a0a0" stroked="f"/>
         </w:pict>
       </w:r>
     </w:p>
@@ -4871,7 +5389,27 @@
           <w:sz w:val="18"/>
           <w:highlight w:val="lightGray"/>
         </w:rPr>
-        <w:t xml:space="preserve">: Persons Table -&gt; ID Column: 1, Name_En Column: Motasem Essam] -&gt; </w:t>
+        <w:t xml:space="preserve">: Persons Table -&gt; ID Column: 1, </w:t>
+      </w:r>
+      <w:proofErr w:type="spellStart"/>
+      <w:r>
+        <w:rPr>
+          <w:rFonts w:ascii="Arial" w:hAnsi="Arial"/>
+          <w:color w:val="000000"/>
+          <w:sz w:val="18"/>
+          <w:highlight w:val="lightGray"/>
+        </w:rPr>
+        <w:t>Name_En</w:t>
+      </w:r>
+      <w:proofErr w:type="spellEnd"/>
+      <w:r>
+        <w:rPr>
+          <w:rFonts w:ascii="Arial" w:hAnsi="Arial"/>
+          <w:color w:val="000000"/>
+          <w:sz w:val="18"/>
+          <w:highlight w:val="lightGray"/>
+        </w:rPr>
+        <w:t xml:space="preserve"> Column: Motasem Essam] -&gt; </w:t>
       </w:r>
       <w:r>
         <w:rPr>
@@ -4927,16 +5465,34 @@
           <w:sz w:val="18"/>
           <w:highlight w:val="lightGray"/>
         </w:rPr>
-        <w:t xml:space="preserve"> [6/</w:t>
-      </w:r>
-      <w:r>
-        <w:rPr>
-          <w:rFonts w:ascii="Arial" w:hAnsi="Arial"/>
-          <w:color w:val="000000"/>
-          <w:sz w:val="18"/>
-          <w:highlight w:val="lightGray"/>
-        </w:rPr>
-        <w:t>7</w:t>
+        <w:t xml:space="preserve"> [</w:t>
+      </w:r>
+      <w:r>
+        <w:rPr>
+          <w:rFonts w:ascii="Arial" w:hAnsi="Arial"/>
+          <w:color w:val="000000"/>
+          <w:sz w:val="18"/>
+          <w:highlight w:val="lightGray"/>
+        </w:rPr>
+        <w:t>1</w:t>
+      </w:r>
+      <w:r>
+        <w:rPr>
+          <w:rFonts w:ascii="Arial" w:hAnsi="Arial"/>
+          <w:color w:val="000000"/>
+          <w:sz w:val="18"/>
+          <w:highlight w:val="lightGray"/>
+        </w:rPr>
+        <w:t>/</w:t>
+      </w:r>
+      <w:r>
+        <w:rPr>
+          <w:rFonts w:ascii="Arial" w:hAnsi="Arial"/>
+          <w:color w:val="000000"/>
+          <w:sz w:val="18"/>
+          <w:highlight w:val="lightGray"/>
+        </w:rPr>
+        <w:t>23</w:t>
       </w:r>
       <w:r>
         <w:rPr>
@@ -5061,7 +5617,7 @@
           <w:rFonts w:ascii="Roboto Mono" w:hAnsi="Roboto Mono"/>
         </w:rPr>
         <w:pict w14:anchorId="02DB915C">
-          <v:rect id="_x0000_i1223" style="width:0;height:1.5pt" o:hralign="center" o:hrstd="t" o:hr="t" fillcolor="#a0a0a0" stroked="f"/>
+          <v:rect id="_x0000_i1048" style="width:0;height:1.5pt" o:hralign="center" o:hrstd="t" o:hr="t" fillcolor="#a0a0a0" stroked="f"/>
         </w:pict>
       </w:r>
     </w:p>
@@ -5097,7 +5653,27 @@
           <w:sz w:val="18"/>
           <w:highlight w:val="lightGray"/>
         </w:rPr>
-        <w:t xml:space="preserve">: Persons Table -&gt; ID Column: 1, Name_En Column: Motasem Essam] -&gt; </w:t>
+        <w:t xml:space="preserve">: Persons Table -&gt; ID Column: 1, </w:t>
+      </w:r>
+      <w:proofErr w:type="spellStart"/>
+      <w:r>
+        <w:rPr>
+          <w:rFonts w:ascii="Arial" w:hAnsi="Arial"/>
+          <w:color w:val="000000"/>
+          <w:sz w:val="18"/>
+          <w:highlight w:val="lightGray"/>
+        </w:rPr>
+        <w:t>Name_En</w:t>
+      </w:r>
+      <w:proofErr w:type="spellEnd"/>
+      <w:r>
+        <w:rPr>
+          <w:rFonts w:ascii="Arial" w:hAnsi="Arial"/>
+          <w:color w:val="000000"/>
+          <w:sz w:val="18"/>
+          <w:highlight w:val="lightGray"/>
+        </w:rPr>
+        <w:t xml:space="preserve"> Column: Motasem Essam] -&gt; </w:t>
       </w:r>
       <w:r>
         <w:rPr>
@@ -5153,16 +5729,34 @@
           <w:sz w:val="18"/>
           <w:highlight w:val="lightGray"/>
         </w:rPr>
-        <w:t xml:space="preserve"> [6/</w:t>
-      </w:r>
-      <w:r>
-        <w:rPr>
-          <w:rFonts w:ascii="Arial" w:hAnsi="Arial"/>
-          <w:color w:val="000000"/>
-          <w:sz w:val="18"/>
-          <w:highlight w:val="lightGray"/>
-        </w:rPr>
-        <w:t>7</w:t>
+        <w:t xml:space="preserve"> [</w:t>
+      </w:r>
+      <w:r>
+        <w:rPr>
+          <w:rFonts w:ascii="Arial" w:hAnsi="Arial"/>
+          <w:color w:val="000000"/>
+          <w:sz w:val="18"/>
+          <w:highlight w:val="lightGray"/>
+        </w:rPr>
+        <w:t>1</w:t>
+      </w:r>
+      <w:r>
+        <w:rPr>
+          <w:rFonts w:ascii="Arial" w:hAnsi="Arial"/>
+          <w:color w:val="000000"/>
+          <w:sz w:val="18"/>
+          <w:highlight w:val="lightGray"/>
+        </w:rPr>
+        <w:t>/</w:t>
+      </w:r>
+      <w:r>
+        <w:rPr>
+          <w:rFonts w:ascii="Arial" w:hAnsi="Arial"/>
+          <w:color w:val="000000"/>
+          <w:sz w:val="18"/>
+          <w:highlight w:val="lightGray"/>
+        </w:rPr>
+        <w:t>23</w:t>
       </w:r>
       <w:r>
         <w:rPr>
@@ -5271,7 +5865,7 @@
           <w:rFonts w:ascii="Roboto Mono" w:hAnsi="Roboto Mono"/>
         </w:rPr>
         <w:pict w14:anchorId="3C642B2C">
-          <v:rect id="_x0000_i1224" style="width:0;height:1.5pt" o:hralign="center" o:hrstd="t" o:hr="t" fillcolor="#a0a0a0" stroked="f"/>
+          <v:rect id="_x0000_i1049" style="width:0;height:1.5pt" o:hralign="center" o:hrstd="t" o:hr="t" fillcolor="#a0a0a0" stroked="f"/>
         </w:pict>
       </w:r>
     </w:p>
@@ -5307,7 +5901,27 @@
           <w:sz w:val="18"/>
           <w:highlight w:val="lightGray"/>
         </w:rPr>
-        <w:t xml:space="preserve">: Persons Table -&gt; ID Column: 1, Name_En Column: Motasem Essam] -&gt; </w:t>
+        <w:t xml:space="preserve">: Persons Table -&gt; ID Column: 1, </w:t>
+      </w:r>
+      <w:proofErr w:type="spellStart"/>
+      <w:r>
+        <w:rPr>
+          <w:rFonts w:ascii="Arial" w:hAnsi="Arial"/>
+          <w:color w:val="000000"/>
+          <w:sz w:val="18"/>
+          <w:highlight w:val="lightGray"/>
+        </w:rPr>
+        <w:t>Name_En</w:t>
+      </w:r>
+      <w:proofErr w:type="spellEnd"/>
+      <w:r>
+        <w:rPr>
+          <w:rFonts w:ascii="Arial" w:hAnsi="Arial"/>
+          <w:color w:val="000000"/>
+          <w:sz w:val="18"/>
+          <w:highlight w:val="lightGray"/>
+        </w:rPr>
+        <w:t xml:space="preserve"> Column: Motasem Essam] -&gt; </w:t>
       </w:r>
       <w:r>
         <w:rPr>
@@ -5363,16 +5977,34 @@
           <w:sz w:val="18"/>
           <w:highlight w:val="lightGray"/>
         </w:rPr>
-        <w:t xml:space="preserve"> [6/</w:t>
-      </w:r>
-      <w:r>
-        <w:rPr>
-          <w:rFonts w:ascii="Arial" w:hAnsi="Arial"/>
-          <w:color w:val="000000"/>
-          <w:sz w:val="18"/>
-          <w:highlight w:val="lightGray"/>
-        </w:rPr>
-        <w:t>7</w:t>
+        <w:t xml:space="preserve"> [</w:t>
+      </w:r>
+      <w:r>
+        <w:rPr>
+          <w:rFonts w:ascii="Arial" w:hAnsi="Arial"/>
+          <w:color w:val="000000"/>
+          <w:sz w:val="18"/>
+          <w:highlight w:val="lightGray"/>
+        </w:rPr>
+        <w:t>1</w:t>
+      </w:r>
+      <w:r>
+        <w:rPr>
+          <w:rFonts w:ascii="Arial" w:hAnsi="Arial"/>
+          <w:color w:val="000000"/>
+          <w:sz w:val="18"/>
+          <w:highlight w:val="lightGray"/>
+        </w:rPr>
+        <w:t>/</w:t>
+      </w:r>
+      <w:r>
+        <w:rPr>
+          <w:rFonts w:ascii="Arial" w:hAnsi="Arial"/>
+          <w:color w:val="000000"/>
+          <w:sz w:val="18"/>
+          <w:highlight w:val="lightGray"/>
+        </w:rPr>
+        <w:t>23</w:t>
       </w:r>
       <w:r>
         <w:rPr>
@@ -5513,7 +6145,7 @@
           <w:rFonts w:ascii="Roboto Mono" w:hAnsi="Roboto Mono"/>
         </w:rPr>
         <w:pict w14:anchorId="46AF5F9B">
-          <v:rect id="_x0000_i1226" style="width:0;height:1.5pt" o:hralign="center" o:hrstd="t" o:hr="t" fillcolor="#a0a0a0" stroked="f"/>
+          <v:rect id="_x0000_i1050" style="width:0;height:1.5pt" o:hralign="center" o:hrstd="t" o:hr="t" fillcolor="#a0a0a0" stroked="f"/>
         </w:pict>
       </w:r>
     </w:p>
@@ -5633,7 +6265,7 @@
           <w:rFonts w:ascii="Roboto Mono" w:hAnsi="Roboto Mono"/>
         </w:rPr>
         <w:pict w14:anchorId="50F388D6">
-          <v:rect id="_x0000_i1227" style="width:0;height:1.5pt" o:hralign="center" o:hrstd="t" o:hr="t" fillcolor="#a0a0a0" stroked="f"/>
+          <v:rect id="_x0000_i1051" style="width:0;height:1.5pt" o:hralign="center" o:hrstd="t" o:hr="t" fillcolor="#a0a0a0" stroked="f"/>
         </w:pict>
       </w:r>
     </w:p>
@@ -5669,7 +6301,27 @@
           <w:sz w:val="18"/>
           <w:highlight w:val="lightGray"/>
         </w:rPr>
-        <w:t xml:space="preserve">: Persons Table -&gt; ID Column: 1, Name_En Column: Motasem Essam] -&gt; </w:t>
+        <w:t xml:space="preserve">: Persons Table -&gt; ID Column: 1, </w:t>
+      </w:r>
+      <w:proofErr w:type="spellStart"/>
+      <w:r>
+        <w:rPr>
+          <w:rFonts w:ascii="Arial" w:hAnsi="Arial"/>
+          <w:color w:val="000000"/>
+          <w:sz w:val="18"/>
+          <w:highlight w:val="lightGray"/>
+        </w:rPr>
+        <w:t>Name_En</w:t>
+      </w:r>
+      <w:proofErr w:type="spellEnd"/>
+      <w:r>
+        <w:rPr>
+          <w:rFonts w:ascii="Arial" w:hAnsi="Arial"/>
+          <w:color w:val="000000"/>
+          <w:sz w:val="18"/>
+          <w:highlight w:val="lightGray"/>
+        </w:rPr>
+        <w:t xml:space="preserve"> Column: Motasem Essam] -&gt; </w:t>
       </w:r>
       <w:r>
         <w:rPr>
@@ -5725,16 +6377,34 @@
           <w:sz w:val="18"/>
           <w:highlight w:val="lightGray"/>
         </w:rPr>
-        <w:t xml:space="preserve"> [6/</w:t>
-      </w:r>
-      <w:r>
-        <w:rPr>
-          <w:rFonts w:ascii="Arial" w:hAnsi="Arial"/>
-          <w:color w:val="000000"/>
-          <w:sz w:val="18"/>
-          <w:highlight w:val="lightGray"/>
-        </w:rPr>
-        <w:t>7</w:t>
+        <w:t xml:space="preserve"> [</w:t>
+      </w:r>
+      <w:r>
+        <w:rPr>
+          <w:rFonts w:ascii="Arial" w:hAnsi="Arial"/>
+          <w:color w:val="000000"/>
+          <w:sz w:val="18"/>
+          <w:highlight w:val="lightGray"/>
+        </w:rPr>
+        <w:t>1</w:t>
+      </w:r>
+      <w:r>
+        <w:rPr>
+          <w:rFonts w:ascii="Arial" w:hAnsi="Arial"/>
+          <w:color w:val="000000"/>
+          <w:sz w:val="18"/>
+          <w:highlight w:val="lightGray"/>
+        </w:rPr>
+        <w:t>/</w:t>
+      </w:r>
+      <w:r>
+        <w:rPr>
+          <w:rFonts w:ascii="Arial" w:hAnsi="Arial"/>
+          <w:color w:val="000000"/>
+          <w:sz w:val="18"/>
+          <w:highlight w:val="lightGray"/>
+        </w:rPr>
+        <w:t>23</w:t>
       </w:r>
       <w:r>
         <w:rPr>
@@ -8075,6 +8745,7 @@
   <w:style w:type="character" w:default="1" w:styleId="DefaultParagraphFont">
     <w:name w:val="Default Paragraph Font"/>
     <w:uiPriority w:val="1"/>
+    <w:semiHidden/>
     <w:unhideWhenUsed/>
   </w:style>
   <w:style w:type="table" w:default="1" w:styleId="TableNormal">
